--- a/mou/MOU_JUIT_Sidharth_Govt_College_Nadaun.docx
+++ b/mou/MOU_JUIT_Sidharth_Govt_College_Nadaun.docx
@@ -82,7 +82,7 @@
         <w:jc w:val="both"/>
       </w:pPr>
       <w:r>
-        <w:t>Sidharth Government College, Nadaun is a Government degree college of the Department of Higher Education, Himachal Pradesh, located at Nadaun in District Hamirpur. The College offers undergraduate programmes to students drawn largely from the surrounding rural region and works to give them opportunities in learning, research and personal development.</w:t>
+        <w:t>Sidharth Government College, Nadaun, District Hamirpur, came into being on October 07, 1995. The College is recognized by the University Grants Commission and is covered under sections 2(f) and 12(B) of the UGC Act, 1956. It has departments of Botany, Zoology, Chemistry, Physics, Computer Science and Geography, among others, and offers students of the region opportunities in learning, research and personal development.</w:t>
       </w:r>
     </w:p>
     <w:p>
